--- a/KHBD_Tin_học/Lớp_4/Tuần_30/KHBD_Tin_hoc_Lớp_4_Tiet29_Bai_13_Choi_voi_may_tinh_Tiet_2.docx
+++ b/KHBD_Tin_học/Lớp_4/Tuần_30/KHBD_Tin_hoc_Lớp_4_Tiet29_Bai_13_Choi_voi_may_tinh_Tiet_2.docx
@@ -408,18 +408,29 @@
     </w:p>
     <w:p>
       <w:pPr>
-        <w:spacing w:line="319" w:lineRule="auto" w:after="60" w:before="0"/>
-        <w:ind w:firstLine="0" w:left="850"/>
+        <w:spacing w:line="276" w:lineRule="auto" w:after="0" w:before="0"/>
+        <w:ind w:left="850" w:firstLine="0"/>
         <w:jc w:val="both"/>
       </w:pPr>
       <w:r>
         <w:rPr>
-          <w:rFonts w:ascii="Times New Roman" w:hAnsi="Times New Roman" w:eastAsia="Times New Roman"/>
-          <w:b w:val="0"/>
-          <w:i w:val="0"/>
+          <w:rFonts w:ascii="Times New Roman" w:hAnsi="Times New Roman" w:cs="Times New Roman"/>
           <w:sz w:val="26"/>
         </w:rPr>
-        <w:t>- Miền V. Giải quyết vấn đề (thành tố 5.3. Sử dụng sáng tạo công nghệ số – Bậc 2): Sử dụng công cụ số để giải quyết vấn đề đơn giản trong bài học. (Đạt được thông qua Hoạt động 2, Hoạt động 3)</w:t>
+        <w:t>- 3.4.CB2a: Liệt kê được các hướng dẫn đơn giản để hệ thống máy tính giải quyết một vấn đề đơn giản hoặc thực hiện một nhiệm vụ đơn giản. (Thiết kế thuật toán từng bước và xây dựng khối lệnh điều khiển chương trình). (Đạt được thông qua Hoạt động 2, Hoạt động 3)</w:t>
+      </w:r>
+    </w:p>
+    <w:p>
+      <w:pPr>
+        <w:spacing w:after="0" w:line="276" w:lineRule="auto"/>
+        <w:ind w:left="850" w:firstLine="0"/>
+      </w:pPr>
+      <w:r>
+        <w:rPr>
+          <w:rFonts w:ascii="Times New Roman" w:hAnsi="Times New Roman" w:cs="Times New Roman"/>
+          <w:sz w:val="26"/>
+        </w:rPr>
+        <w:t>- 5.1.CB2a: Xác định được các vấn đề kỹ thuật đơn giản khi vận hành thiết bị và sử dụng môi trường số. (Vận dụng tư duy logic để chạy thử, phát hiện và sửa lỗi chương trình). (Đạt được thông qua Hoạt động 4)</w:t>
       </w:r>
     </w:p>
     <w:p>
